--- a/exports/hai-long-benh-nhan-C1a-BVQY175/G1_A13b_RISK_REGISTER_hai-long-benh-nhan-C1a-BVQY175.docx
+++ b/exports/hai-long-benh-nhan-C1a-BVQY175/G1_A13b_RISK_REGISTER_hai-long-benh-nhan-C1a-BVQY175.docx
@@ -632,11 +632,12 @@
             <w:r>
               <w:rPr>
                 <w:rFonts w:ascii="Times New Roman" w:hAnsi="Times New Roman" w:eastAsia="Times New Roman" w:cs="Times New Roman"/>
-                <w:b w:val="0"/>
-                <w:i w:val="0"/>
+                <w:b/>
+                <w:i/>
+                <w:color w:val="CC7700"/>
                 <w:sz w:val="22"/>
               </w:rPr>
-              <w:t>2026-09-02</w:t>
+              <w:t>[CẦN NGƯỜI RÀ]</w:t>
             </w:r>
           </w:p>
         </w:tc>
@@ -915,11 +916,12 @@
             <w:r>
               <w:rPr>
                 <w:rFonts w:ascii="Times New Roman" w:hAnsi="Times New Roman" w:eastAsia="Times New Roman" w:cs="Times New Roman"/>
-                <w:b w:val="0"/>
-                <w:i w:val="0"/>
+                <w:b/>
+                <w:i/>
+                <w:color w:val="CC7700"/>
                 <w:sz w:val="22"/>
               </w:rPr>
-              <w:t>2026-09-02</w:t>
+              <w:t>[CẦN NGƯỜI RÀ]</w:t>
             </w:r>
           </w:p>
         </w:tc>
@@ -1198,11 +1200,12 @@
             <w:r>
               <w:rPr>
                 <w:rFonts w:ascii="Times New Roman" w:hAnsi="Times New Roman" w:eastAsia="Times New Roman" w:cs="Times New Roman"/>
-                <w:b w:val="0"/>
-                <w:i w:val="0"/>
+                <w:b/>
+                <w:i/>
+                <w:color w:val="CC7700"/>
                 <w:sz w:val="22"/>
               </w:rPr>
-              <w:t>2026-09-02</w:t>
+              <w:t>[CẦN NGƯỜI RÀ]</w:t>
             </w:r>
           </w:p>
         </w:tc>
@@ -1481,11 +1484,12 @@
             <w:r>
               <w:rPr>
                 <w:rFonts w:ascii="Times New Roman" w:hAnsi="Times New Roman" w:eastAsia="Times New Roman" w:cs="Times New Roman"/>
-                <w:b w:val="0"/>
-                <w:i w:val="0"/>
+                <w:b/>
+                <w:i/>
+                <w:color w:val="CC7700"/>
                 <w:sz w:val="22"/>
               </w:rPr>
-              <w:t>2026-09-02</w:t>
+              <w:t>[CẦN NGƯỜI RÀ]</w:t>
             </w:r>
           </w:p>
         </w:tc>
@@ -1764,11 +1768,12 @@
             <w:r>
               <w:rPr>
                 <w:rFonts w:ascii="Times New Roman" w:hAnsi="Times New Roman" w:eastAsia="Times New Roman" w:cs="Times New Roman"/>
-                <w:b w:val="0"/>
-                <w:i w:val="0"/>
+                <w:b/>
+                <w:i/>
+                <w:color w:val="CC7700"/>
                 <w:sz w:val="22"/>
               </w:rPr>
-              <w:t>2026-09-02</w:t>
+              <w:t>[CẦN NGƯỜI RÀ]</w:t>
             </w:r>
           </w:p>
         </w:tc>
@@ -2047,11 +2052,12 @@
             <w:r>
               <w:rPr>
                 <w:rFonts w:ascii="Times New Roman" w:hAnsi="Times New Roman" w:eastAsia="Times New Roman" w:cs="Times New Roman"/>
-                <w:b w:val="0"/>
-                <w:i w:val="0"/>
+                <w:b/>
+                <w:i/>
+                <w:color w:val="CC7700"/>
                 <w:sz w:val="22"/>
               </w:rPr>
-              <w:t>2026-09-02</w:t>
+              <w:t>[CẦN NGƯỜI RÀ]</w:t>
             </w:r>
           </w:p>
         </w:tc>
@@ -2101,7 +2107,22 @@
           <w:i w:val="0"/>
           <w:sz w:val="26"/>
         </w:rPr>
-        <w:t>Không xóa dòng cũ; cập nhật trạng thái, ngày, nguyên nhân và CAPA.</w:t>
+        <w:t>Ghi mọi thay đổi vào `study_meta.json đến gate_params.G1.risk_register` (giữ dòng cũ, cập nhật trạng thái, ngày rà,</w:t>
+      </w:r>
+    </w:p>
+    <w:p>
+      <w:pPr>
+        <w:spacing w:before="0" w:after="160" w:lineRule="auto" w:line="360"/>
+        <w:jc w:val="both"/>
+      </w:pPr>
+      <w:r>
+        <w:rPr>
+          <w:rFonts w:ascii="Times New Roman" w:hAnsi="Times New Roman" w:eastAsia="Times New Roman" w:cs="Times New Roman"/>
+          <w:b w:val="0"/>
+          <w:i w:val="0"/>
+          <w:sz w:val="26"/>
+        </w:rPr>
+        <w:t>nguyên nhân và CAPA) rồi chạy lại G1 — tệp .md này được SINH LẠI, sửa tay sẽ bị ghi đè (bản sửa tay được sao lưu).</w:t>
       </w:r>
     </w:p>
     <w:p>

--- a/exports/hai-long-benh-nhan-C1a-BVQY175/G1_A13b_RISK_REGISTER_hai-long-benh-nhan-C1a-BVQY175.docx
+++ b/exports/hai-long-benh-nhan-C1a-BVQY175/G1_A13b_RISK_REGISTER_hai-long-benh-nhan-C1a-BVQY175.docx
@@ -40,7 +40,7 @@
           <w:i/>
           <w:sz w:val="22"/>
         </w:rPr>
-        <w:t xml:space="preserve"> Mức xác suất/tác động phải được nhóm nghiên cứu hiệu chỉnh.</w:t>
+        <w:t xml:space="preserve"> Mức xác suất/tác động phải được nhóm nghiên cứu hiệu chỉnh (thang Thấp · Trung bình · Cao).</w:t>
       </w:r>
     </w:p>
     <w:tbl>
@@ -383,7 +383,7 @@
                 <w:i w:val="0"/>
                 <w:sz w:val="22"/>
               </w:rPr>
-              <w:t>G1-R01</w:t>
+              <w:t>R1</w:t>
             </w:r>
           </w:p>
         </w:tc>
@@ -411,7 +411,7 @@
                 <w:i w:val="0"/>
                 <w:sz w:val="22"/>
               </w:rPr>
-              <w:t>Thiết kế</w:t>
+              <w:t>Tuyển mẫu</w:t>
             </w:r>
           </w:p>
         </w:tc>
@@ -439,7 +439,7 @@
                 <w:i w:val="0"/>
                 <w:sz w:val="22"/>
               </w:rPr>
-              <w:t>Thiết kế không khớp câu hỏi/estimand</w:t>
+              <w:t>Tỷ lệ từ chối cao (nếu tỷ lệ đồng ý chỉ khoảng 60% – ngưỡng tối thiểu của buổi chạy thử – cần khoảng 1.700 lượt mời)</w:t>
             </w:r>
           </w:p>
         </w:tc>
@@ -524,7 +524,7 @@
                 <w:i w:val="0"/>
                 <w:sz w:val="22"/>
               </w:rPr>
-              <w:t>Methodologist rà trước G2</w:t>
+              <w:t>Phiếu khuyết danh; giải thích rõ không ảnh hưởng quyền lợi; kịch bản mời thống nhất</w:t>
             </w:r>
           </w:p>
         </w:tc>
@@ -552,7 +552,7 @@
                 <w:i w:val="0"/>
                 <w:sz w:val="22"/>
               </w:rPr>
-              <w:t>Sửa protocol có version; vô hiệu downstream cũ</w:t>
+              <w:t>Kéo dài thời gian thu thập; bổ sung điều tra viên; in bổ sung phiếu</w:t>
             </w:r>
           </w:p>
         </w:tc>
@@ -580,7 +580,7 @@
                 <w:i w:val="0"/>
                 <w:sz w:val="22"/>
               </w:rPr>
-              <w:t>PI/Methodologist</w:t>
+              <w:t>Điều tra viên (mời, giải thích, lấy đồng ý); thư ký đề tài theo dõi sổ rủi ro — Bảng 6.1</w:t>
             </w:r>
           </w:p>
         </w:tc>
@@ -667,7 +667,7 @@
                 <w:i w:val="0"/>
                 <w:sz w:val="22"/>
               </w:rPr>
-              <w:t>G1-R02</w:t>
+              <w:t>R2</w:t>
             </w:r>
           </w:p>
         </w:tc>
@@ -695,7 +695,7 @@
                 <w:i w:val="0"/>
                 <w:sz w:val="22"/>
               </w:rPr>
-              <w:t>Đạo đức</w:t>
+              <w:t>Nhân lực</w:t>
             </w:r>
           </w:p>
         </w:tc>
@@ -723,7 +723,7 @@
                 <w:i w:val="0"/>
                 <w:sz w:val="22"/>
               </w:rPr>
-              <w:t>Hồ sơ không khớp phiên bản protocol</w:t>
+              <w:t>Thiếu điều tra viên</w:t>
             </w:r>
           </w:p>
         </w:tc>
@@ -780,7 +780,7 @@
                 <w:i w:val="0"/>
                 <w:sz w:val="22"/>
               </w:rPr>
-              <w:t>Cao</w:t>
+              <w:t>Trung bình – cao</w:t>
             </w:r>
           </w:p>
         </w:tc>
@@ -808,7 +808,7 @@
                 <w:i w:val="0"/>
                 <w:sz w:val="22"/>
               </w:rPr>
-              <w:t>Hash/version mọi artifact</w:t>
+              <w:t>Tuyển và tập huấn dự phòng</w:t>
             </w:r>
           </w:p>
         </w:tc>
@@ -836,7 +836,7 @@
                 <w:i w:val="0"/>
                 <w:sz w:val="22"/>
               </w:rPr>
-              <w:t>Dừng tuyển; amendment IRB</w:t>
+              <w:t>Điều động điều tra viên dự phòng</w:t>
             </w:r>
           </w:p>
         </w:tc>
@@ -864,7 +864,7 @@
                 <w:i w:val="0"/>
                 <w:sz w:val="22"/>
               </w:rPr>
-              <w:t>PI</w:t>
+              <w:t>Chủ nhiệm đề tài (phân công); thư ký đề tài (tiến độ) — Bảng 6.1</w:t>
             </w:r>
           </w:p>
         </w:tc>
@@ -951,7 +951,7 @@
                 <w:i w:val="0"/>
                 <w:sz w:val="22"/>
               </w:rPr>
-              <w:t>G1-R03</w:t>
+              <w:t>R3</w:t>
             </w:r>
           </w:p>
         </w:tc>
@@ -1007,7 +1007,7 @@
                 <w:i w:val="0"/>
                 <w:sz w:val="22"/>
               </w:rPr>
-              <w:t>Không đạt tốc độ tuyển dự kiến</w:t>
+              <w:t>Lưu lượng người bệnh biến động theo mùa</w:t>
             </w:r>
           </w:p>
         </w:tc>
@@ -1064,7 +1064,7 @@
                 <w:i w:val="0"/>
                 <w:sz w:val="22"/>
               </w:rPr>
-              <w:t>Cao</w:t>
+              <w:t>Trung bình</w:t>
             </w:r>
           </w:p>
         </w:tc>
@@ -1092,7 +1092,7 @@
                 <w:i w:val="0"/>
                 <w:sz w:val="22"/>
               </w:rPr>
-              <w:t>Feasibility log + nhiều điểm tuyển</w:t>
+              <w:t>Ước tính lưu lượng theo mùa khi lập kế hoạch phân bổ theo tầng</w:t>
             </w:r>
           </w:p>
         </w:tc>
@@ -1120,7 +1120,7 @@
                 <w:i w:val="0"/>
                 <w:sz w:val="22"/>
               </w:rPr>
-              <w:t>CAPA tuyển mẫu; điều chỉnh timeline đã duyệt</w:t>
+              <w:t>Kéo dài thời gian thu thập; nếu chọn mẫu không khả thi thì tạm dừng và trình Hội đồng sửa đổi đề cương</w:t>
             </w:r>
           </w:p>
         </w:tc>
@@ -1148,7 +1148,7 @@
                 <w:i w:val="0"/>
                 <w:sz w:val="22"/>
               </w:rPr>
-              <w:t>Site lead</w:t>
+              <w:t>Nhà thống kê (phân bổ theo tầng); chủ nhiệm đề tài (trình Hội đồng sửa đổi nếu cần) — Bảng 6.1</w:t>
             </w:r>
           </w:p>
         </w:tc>
@@ -1235,7 +1235,7 @@
                 <w:i w:val="0"/>
                 <w:sz w:val="22"/>
               </w:rPr>
-              <w:t>G1-R04</w:t>
+              <w:t>R4</w:t>
             </w:r>
           </w:p>
         </w:tc>
@@ -1263,7 +1263,7 @@
                 <w:i w:val="0"/>
                 <w:sz w:val="22"/>
               </w:rPr>
-              <w:t>Dữ liệu</w:t>
+              <w:t>Đo lường</w:t>
             </w:r>
           </w:p>
         </w:tc>
@@ -1291,7 +1291,7 @@
                 <w:i w:val="0"/>
                 <w:sz w:val="22"/>
               </w:rPr>
-              <w:t>Thiếu/sai dữ liệu kết cục chính</w:t>
+              <w:t>Sai lệch do mong muốn xã hội, hiệu ứng trần</w:t>
             </w:r>
           </w:p>
         </w:tc>
@@ -1376,7 +1376,7 @@
                 <w:i w:val="0"/>
                 <w:sz w:val="22"/>
               </w:rPr>
-              <w:t>CRF validation + pilot</w:t>
+              <w:t>Tự điền khuyết danh, hòm kín, điều tra viên ngoài khoa</w:t>
             </w:r>
           </w:p>
         </w:tc>
@@ -1404,7 +1404,7 @@
                 <w:i w:val="0"/>
                 <w:sz w:val="22"/>
               </w:rPr>
-              <w:t>Query/CAPA; không tự điền dữ liệu</w:t>
+              <w:t>Phân tích độ nhạy; báo cáo tỷ lệ điểm trần</w:t>
             </w:r>
           </w:p>
         </w:tc>
@@ -1432,7 +1432,7 @@
                 <w:i w:val="0"/>
                 <w:sz w:val="22"/>
               </w:rPr>
-              <w:t>Data Manager</w:t>
+              <w:t>Điều tra viên và giám sát chất lượng (thu phiếu trung lập); nhà thống kê (phân tích độ nhạy) — Bảng 6.1</w:t>
             </w:r>
           </w:p>
         </w:tc>
@@ -1519,7 +1519,7 @@
                 <w:i w:val="0"/>
                 <w:sz w:val="22"/>
               </w:rPr>
-              <w:t>G1-R05</w:t>
+              <w:t>R5</w:t>
             </w:r>
           </w:p>
         </w:tc>
@@ -1547,7 +1547,7 @@
                 <w:i w:val="0"/>
                 <w:sz w:val="22"/>
               </w:rPr>
-              <w:t>Thống kê</w:t>
+              <w:t>Đạo đức / tiến độ</w:t>
             </w:r>
           </w:p>
         </w:tc>
@@ -1575,7 +1575,7 @@
                 <w:i w:val="0"/>
                 <w:sz w:val="22"/>
               </w:rPr>
-              <w:t>Outcome/SAP thay đổi sau xem dữ liệu</w:t>
+              <w:t>Thời gian chờ phê duyệt kéo dài</w:t>
             </w:r>
           </w:p>
         </w:tc>
@@ -1660,7 +1660,7 @@
                 <w:i w:val="0"/>
                 <w:sz w:val="22"/>
               </w:rPr>
-              <w:t>Khóa SAP G4</w:t>
+              <w:t>Chuẩn bị hồ sơ đầy đủ sớm</w:t>
             </w:r>
           </w:p>
         </w:tc>
@@ -1688,7 +1688,7 @@
                 <w:i w:val="0"/>
                 <w:sz w:val="22"/>
               </w:rPr>
-              <w:t>Ghi deviation; phân tích gắn nhãn thăm dò</w:t>
+              <w:t>Điều chỉnh tiến độ theo ngày phê duyệt</w:t>
             </w:r>
           </w:p>
         </w:tc>
@@ -1716,7 +1716,7 @@
                 <w:i w:val="0"/>
                 <w:sz w:val="22"/>
               </w:rPr>
-              <w:t>Biostatistician</w:t>
+              <w:t>Chủ nhiệm đề tài (hồ sơ đạo đức, điều chỉnh tiến độ) — Bảng 6.1</w:t>
             </w:r>
           </w:p>
         </w:tc>
@@ -1803,7 +1803,7 @@
                 <w:i w:val="0"/>
                 <w:sz w:val="22"/>
               </w:rPr>
-              <w:t>G1-R06</w:t>
+              <w:t>R6</w:t>
             </w:r>
           </w:p>
         </w:tc>
@@ -1831,7 +1831,7 @@
                 <w:i w:val="0"/>
                 <w:sz w:val="22"/>
               </w:rPr>
-              <w:t>Liêm chính</w:t>
+              <w:t>Dữ liệu cá nhân</w:t>
             </w:r>
           </w:p>
         </w:tc>
@@ -1859,7 +1859,7 @@
                 <w:i w:val="0"/>
                 <w:sz w:val="22"/>
               </w:rPr>
-              <w:t>Trích dẫn ma/sai nội dung</w:t>
+              <w:t>Lộ thông tin cá nhân</w:t>
             </w:r>
           </w:p>
         </w:tc>
@@ -1916,7 +1916,7 @@
                 <w:i w:val="0"/>
                 <w:sz w:val="22"/>
               </w:rPr>
-              <w:t>Cao</w:t>
+              <w:t>Thấp (hậu quả lớn)</w:t>
             </w:r>
           </w:p>
         </w:tc>
@@ -1944,7 +1944,7 @@
                 <w:i w:val="0"/>
                 <w:sz w:val="22"/>
               </w:rPr>
-              <w:t>Evidence Ledger + A12</w:t>
+              <w:t>Phiếu khuyết danh; phiếu đồng ý lưu riêng; giả danh hóa có kiểm soát khi ghép HIS</w:t>
             </w:r>
           </w:p>
         </w:tc>
@@ -1972,7 +1972,7 @@
                 <w:i w:val="0"/>
                 <w:sz w:val="22"/>
               </w:rPr>
-              <w:t>Loại/sửa nguồn; chạy lại A12</w:t>
+              <w:t>Kiểm tra cơ sở dữ liệu không chứa thông tin định danh trước khi phân tích; xử lý sự cố theo quy định</w:t>
             </w:r>
           </w:p>
         </w:tc>
@@ -2000,7 +2000,859 @@
                 <w:i w:val="0"/>
                 <w:sz w:val="22"/>
               </w:rPr>
-              <w:t>Evidence reviewer</w:t>
+              <w:t>Thư ký đề tài (lưu trữ, sao lưu); Phòng CNTT/QLCL (bảng đối chiếu giả danh); nhà thống kê (kiểm CSDL trước phân tích) — Bảng 6.1</w:t>
+            </w:r>
+          </w:p>
+        </w:tc>
+        <w:tc>
+          <w:tcPr>
+            <w:tcW w:type="dxa" w:w="907"/>
+            <w:vAlign w:val="top"/>
+            <w:tcMar>
+              <w:top w:w="108" w:type="dxa"/>
+              <w:left w:w="108" w:type="dxa"/>
+              <w:bottom w:w="108" w:type="dxa"/>
+              <w:right w:w="108" w:type="dxa"/>
+            </w:tcMar>
+          </w:tcPr>
+          <w:p>
+            <w:pPr>
+              <w:spacing w:before="40" w:after="40" w:lineRule="auto" w:line="276"/>
+              <w:jc w:val="both"/>
+            </w:pPr>
+            <w:r/>
+            <w:r>
+              <w:rPr>
+                <w:rFonts w:ascii="Times New Roman" w:hAnsi="Times New Roman" w:eastAsia="Times New Roman" w:cs="Times New Roman"/>
+                <w:b w:val="0"/>
+                <w:i w:val="0"/>
+                <w:sz w:val="22"/>
+              </w:rPr>
+              <w:t>Mở</w:t>
+            </w:r>
+          </w:p>
+        </w:tc>
+        <w:tc>
+          <w:tcPr>
+            <w:tcW w:type="dxa" w:w="907"/>
+            <w:vAlign w:val="top"/>
+            <w:tcMar>
+              <w:top w:w="108" w:type="dxa"/>
+              <w:left w:w="108" w:type="dxa"/>
+              <w:bottom w:w="108" w:type="dxa"/>
+              <w:right w:w="108" w:type="dxa"/>
+            </w:tcMar>
+          </w:tcPr>
+          <w:p>
+            <w:pPr>
+              <w:spacing w:before="40" w:after="40" w:lineRule="auto" w:line="276"/>
+              <w:jc w:val="both"/>
+            </w:pPr>
+            <w:r/>
+            <w:r>
+              <w:rPr>
+                <w:rFonts w:ascii="Times New Roman" w:hAnsi="Times New Roman" w:eastAsia="Times New Roman" w:cs="Times New Roman"/>
+                <w:b/>
+                <w:i/>
+                <w:color w:val="CC7700"/>
+                <w:sz w:val="22"/>
+              </w:rPr>
+              <w:t>[CẦN NGƯỜI RÀ]</w:t>
+            </w:r>
+          </w:p>
+        </w:tc>
+      </w:tr>
+      <w:tr>
+        <w:tc>
+          <w:tcPr>
+            <w:tcW w:type="dxa" w:w="907"/>
+            <w:vAlign w:val="top"/>
+            <w:tcMar>
+              <w:top w:w="108" w:type="dxa"/>
+              <w:left w:w="108" w:type="dxa"/>
+              <w:bottom w:w="108" w:type="dxa"/>
+              <w:right w:w="108" w:type="dxa"/>
+            </w:tcMar>
+          </w:tcPr>
+          <w:p>
+            <w:pPr>
+              <w:spacing w:before="40" w:after="40" w:lineRule="auto" w:line="276"/>
+              <w:jc w:val="both"/>
+            </w:pPr>
+            <w:r/>
+            <w:r>
+              <w:rPr>
+                <w:rFonts w:ascii="Times New Roman" w:hAnsi="Times New Roman" w:eastAsia="Times New Roman" w:cs="Times New Roman"/>
+                <w:b w:val="0"/>
+                <w:i w:val="0"/>
+                <w:sz w:val="22"/>
+              </w:rPr>
+              <w:t>R7</w:t>
+            </w:r>
+          </w:p>
+        </w:tc>
+        <w:tc>
+          <w:tcPr>
+            <w:tcW w:type="dxa" w:w="907"/>
+            <w:vAlign w:val="top"/>
+            <w:tcMar>
+              <w:top w:w="108" w:type="dxa"/>
+              <w:left w:w="108" w:type="dxa"/>
+              <w:bottom w:w="108" w:type="dxa"/>
+              <w:right w:w="108" w:type="dxa"/>
+            </w:tcMar>
+          </w:tcPr>
+          <w:p>
+            <w:pPr>
+              <w:spacing w:before="40" w:after="40" w:lineRule="auto" w:line="276"/>
+              <w:jc w:val="both"/>
+            </w:pPr>
+            <w:r/>
+            <w:r>
+              <w:rPr>
+                <w:rFonts w:ascii="Times New Roman" w:hAnsi="Times New Roman" w:eastAsia="Times New Roman" w:cs="Times New Roman"/>
+                <w:b w:val="0"/>
+                <w:i w:val="0"/>
+                <w:sz w:val="22"/>
+              </w:rPr>
+              <w:t>Dữ liệu (HIS)</w:t>
+            </w:r>
+          </w:p>
+        </w:tc>
+        <w:tc>
+          <w:tcPr>
+            <w:tcW w:type="dxa" w:w="907"/>
+            <w:vAlign w:val="top"/>
+            <w:tcMar>
+              <w:top w:w="108" w:type="dxa"/>
+              <w:left w:w="108" w:type="dxa"/>
+              <w:bottom w:w="108" w:type="dxa"/>
+              <w:right w:w="108" w:type="dxa"/>
+            </w:tcMar>
+          </w:tcPr>
+          <w:p>
+            <w:pPr>
+              <w:spacing w:before="40" w:after="40" w:lineRule="auto" w:line="276"/>
+              <w:jc w:val="both"/>
+            </w:pPr>
+            <w:r/>
+            <w:r>
+              <w:rPr>
+                <w:rFonts w:ascii="Times New Roman" w:hAnsi="Times New Roman" w:eastAsia="Times New Roman" w:cs="Times New Roman"/>
+                <w:b w:val="0"/>
+                <w:i w:val="0"/>
+                <w:sz w:val="22"/>
+              </w:rPr>
+              <w:t>Không trích xuất được thời gian chờ từ HIS</w:t>
+            </w:r>
+          </w:p>
+        </w:tc>
+        <w:tc>
+          <w:tcPr>
+            <w:tcW w:type="dxa" w:w="907"/>
+            <w:vAlign w:val="top"/>
+            <w:tcMar>
+              <w:top w:w="108" w:type="dxa"/>
+              <w:left w:w="108" w:type="dxa"/>
+              <w:bottom w:w="108" w:type="dxa"/>
+              <w:right w:w="108" w:type="dxa"/>
+            </w:tcMar>
+          </w:tcPr>
+          <w:p>
+            <w:pPr>
+              <w:spacing w:before="40" w:after="40" w:lineRule="auto" w:line="276"/>
+              <w:jc w:val="both"/>
+            </w:pPr>
+            <w:r/>
+            <w:r>
+              <w:rPr>
+                <w:rFonts w:ascii="Times New Roman" w:hAnsi="Times New Roman" w:eastAsia="Times New Roman" w:cs="Times New Roman"/>
+                <w:b/>
+                <w:i/>
+                <w:color w:val="CC7700"/>
+                <w:sz w:val="22"/>
+              </w:rPr>
+              <w:t>[CẦN]</w:t>
+            </w:r>
+          </w:p>
+        </w:tc>
+        <w:tc>
+          <w:tcPr>
+            <w:tcW w:type="dxa" w:w="907"/>
+            <w:vAlign w:val="top"/>
+            <w:tcMar>
+              <w:top w:w="108" w:type="dxa"/>
+              <w:left w:w="108" w:type="dxa"/>
+              <w:bottom w:w="108" w:type="dxa"/>
+              <w:right w:w="108" w:type="dxa"/>
+            </w:tcMar>
+          </w:tcPr>
+          <w:p>
+            <w:pPr>
+              <w:spacing w:before="40" w:after="40" w:lineRule="auto" w:line="276"/>
+              <w:jc w:val="both"/>
+            </w:pPr>
+            <w:r/>
+            <w:r>
+              <w:rPr>
+                <w:rFonts w:ascii="Times New Roman" w:hAnsi="Times New Roman" w:eastAsia="Times New Roman" w:cs="Times New Roman"/>
+                <w:b w:val="0"/>
+                <w:i w:val="0"/>
+                <w:sz w:val="22"/>
+              </w:rPr>
+              <w:t>Trung bình</w:t>
+            </w:r>
+          </w:p>
+        </w:tc>
+        <w:tc>
+          <w:tcPr>
+            <w:tcW w:type="dxa" w:w="907"/>
+            <w:vAlign w:val="top"/>
+            <w:tcMar>
+              <w:top w:w="108" w:type="dxa"/>
+              <w:left w:w="108" w:type="dxa"/>
+              <w:bottom w:w="108" w:type="dxa"/>
+              <w:right w:w="108" w:type="dxa"/>
+            </w:tcMar>
+          </w:tcPr>
+          <w:p>
+            <w:pPr>
+              <w:spacing w:before="40" w:after="40" w:lineRule="auto" w:line="276"/>
+              <w:jc w:val="both"/>
+            </w:pPr>
+            <w:r/>
+            <w:r>
+              <w:rPr>
+                <w:rFonts w:ascii="Times New Roman" w:hAnsi="Times New Roman" w:eastAsia="Times New Roman" w:cs="Times New Roman"/>
+                <w:b w:val="0"/>
+                <w:i w:val="0"/>
+                <w:sz w:val="22"/>
+              </w:rPr>
+              <w:t>Thống nhất quy trình với Phòng CNTT/QLCL; kiểm tra ở buổi chạy thử</w:t>
+            </w:r>
+          </w:p>
+        </w:tc>
+        <w:tc>
+          <w:tcPr>
+            <w:tcW w:type="dxa" w:w="907"/>
+            <w:vAlign w:val="top"/>
+            <w:tcMar>
+              <w:top w:w="108" w:type="dxa"/>
+              <w:left w:w="108" w:type="dxa"/>
+              <w:bottom w:w="108" w:type="dxa"/>
+              <w:right w:w="108" w:type="dxa"/>
+            </w:tcMar>
+          </w:tcPr>
+          <w:p>
+            <w:pPr>
+              <w:spacing w:before="40" w:after="40" w:lineRule="auto" w:line="276"/>
+              <w:jc w:val="both"/>
+            </w:pPr>
+            <w:r/>
+            <w:r>
+              <w:rPr>
+                <w:rFonts w:ascii="Times New Roman" w:hAnsi="Times New Roman" w:eastAsia="Times New Roman" w:cs="Times New Roman"/>
+                <w:b w:val="0"/>
+                <w:i w:val="0"/>
+                <w:sz w:val="22"/>
+              </w:rPr>
+              <w:t>Bổ sung câu hỏi về thời gian chờ theo cảm nhận (trình Hội đồng sửa đổi đề cương); phân tích tách biệt</w:t>
+            </w:r>
+          </w:p>
+        </w:tc>
+        <w:tc>
+          <w:tcPr>
+            <w:tcW w:type="dxa" w:w="907"/>
+            <w:vAlign w:val="top"/>
+            <w:tcMar>
+              <w:top w:w="108" w:type="dxa"/>
+              <w:left w:w="108" w:type="dxa"/>
+              <w:bottom w:w="108" w:type="dxa"/>
+              <w:right w:w="108" w:type="dxa"/>
+            </w:tcMar>
+          </w:tcPr>
+          <w:p>
+            <w:pPr>
+              <w:spacing w:before="40" w:after="40" w:lineRule="auto" w:line="276"/>
+              <w:jc w:val="both"/>
+            </w:pPr>
+            <w:r/>
+            <w:r>
+              <w:rPr>
+                <w:rFonts w:ascii="Times New Roman" w:hAnsi="Times New Roman" w:eastAsia="Times New Roman" w:cs="Times New Roman"/>
+                <w:b w:val="0"/>
+                <w:i w:val="0"/>
+                <w:sz w:val="22"/>
+              </w:rPr>
+              <w:t>Phòng CNTT/QLCL (trích xuất); chủ nhiệm đề tài (trình sửa đổi nếu không trích được) — Bảng 6.1</w:t>
+            </w:r>
+          </w:p>
+        </w:tc>
+        <w:tc>
+          <w:tcPr>
+            <w:tcW w:type="dxa" w:w="907"/>
+            <w:vAlign w:val="top"/>
+            <w:tcMar>
+              <w:top w:w="108" w:type="dxa"/>
+              <w:left w:w="108" w:type="dxa"/>
+              <w:bottom w:w="108" w:type="dxa"/>
+              <w:right w:w="108" w:type="dxa"/>
+            </w:tcMar>
+          </w:tcPr>
+          <w:p>
+            <w:pPr>
+              <w:spacing w:before="40" w:after="40" w:lineRule="auto" w:line="276"/>
+              <w:jc w:val="both"/>
+            </w:pPr>
+            <w:r/>
+            <w:r>
+              <w:rPr>
+                <w:rFonts w:ascii="Times New Roman" w:hAnsi="Times New Roman" w:eastAsia="Times New Roman" w:cs="Times New Roman"/>
+                <w:b w:val="0"/>
+                <w:i w:val="0"/>
+                <w:sz w:val="22"/>
+              </w:rPr>
+              <w:t>Mở</w:t>
+            </w:r>
+          </w:p>
+        </w:tc>
+        <w:tc>
+          <w:tcPr>
+            <w:tcW w:type="dxa" w:w="907"/>
+            <w:vAlign w:val="top"/>
+            <w:tcMar>
+              <w:top w:w="108" w:type="dxa"/>
+              <w:left w:w="108" w:type="dxa"/>
+              <w:bottom w:w="108" w:type="dxa"/>
+              <w:right w:w="108" w:type="dxa"/>
+            </w:tcMar>
+          </w:tcPr>
+          <w:p>
+            <w:pPr>
+              <w:spacing w:before="40" w:after="40" w:lineRule="auto" w:line="276"/>
+              <w:jc w:val="both"/>
+            </w:pPr>
+            <w:r/>
+            <w:r>
+              <w:rPr>
+                <w:rFonts w:ascii="Times New Roman" w:hAnsi="Times New Roman" w:eastAsia="Times New Roman" w:cs="Times New Roman"/>
+                <w:b/>
+                <w:i/>
+                <w:color w:val="CC7700"/>
+                <w:sz w:val="22"/>
+              </w:rPr>
+              <w:t>[CẦN NGƯỜI RÀ]</w:t>
+            </w:r>
+          </w:p>
+        </w:tc>
+      </w:tr>
+      <w:tr>
+        <w:tc>
+          <w:tcPr>
+            <w:tcW w:type="dxa" w:w="907"/>
+            <w:vAlign w:val="top"/>
+            <w:tcMar>
+              <w:top w:w="108" w:type="dxa"/>
+              <w:left w:w="108" w:type="dxa"/>
+              <w:bottom w:w="108" w:type="dxa"/>
+              <w:right w:w="108" w:type="dxa"/>
+            </w:tcMar>
+          </w:tcPr>
+          <w:p>
+            <w:pPr>
+              <w:spacing w:before="40" w:after="40" w:lineRule="auto" w:line="276"/>
+              <w:jc w:val="both"/>
+            </w:pPr>
+            <w:r/>
+            <w:r>
+              <w:rPr>
+                <w:rFonts w:ascii="Times New Roman" w:hAnsi="Times New Roman" w:eastAsia="Times New Roman" w:cs="Times New Roman"/>
+                <w:b w:val="0"/>
+                <w:i w:val="0"/>
+                <w:sz w:val="22"/>
+              </w:rPr>
+              <w:t>R8</w:t>
+            </w:r>
+          </w:p>
+        </w:tc>
+        <w:tc>
+          <w:tcPr>
+            <w:tcW w:type="dxa" w:w="907"/>
+            <w:vAlign w:val="top"/>
+            <w:tcMar>
+              <w:top w:w="108" w:type="dxa"/>
+              <w:left w:w="108" w:type="dxa"/>
+              <w:bottom w:w="108" w:type="dxa"/>
+              <w:right w:w="108" w:type="dxa"/>
+            </w:tcMar>
+          </w:tcPr>
+          <w:p>
+            <w:pPr>
+              <w:spacing w:before="40" w:after="40" w:lineRule="auto" w:line="276"/>
+              <w:jc w:val="both"/>
+            </w:pPr>
+            <w:r/>
+            <w:r>
+              <w:rPr>
+                <w:rFonts w:ascii="Times New Roman" w:hAnsi="Times New Roman" w:eastAsia="Times New Roman" w:cs="Times New Roman"/>
+                <w:b w:val="0"/>
+                <w:i w:val="0"/>
+                <w:sz w:val="22"/>
+              </w:rPr>
+              <w:t>Dữ liệu</w:t>
+            </w:r>
+          </w:p>
+        </w:tc>
+        <w:tc>
+          <w:tcPr>
+            <w:tcW w:type="dxa" w:w="907"/>
+            <w:vAlign w:val="top"/>
+            <w:tcMar>
+              <w:top w:w="108" w:type="dxa"/>
+              <w:left w:w="108" w:type="dxa"/>
+              <w:bottom w:w="108" w:type="dxa"/>
+              <w:right w:w="108" w:type="dxa"/>
+            </w:tcMar>
+          </w:tcPr>
+          <w:p>
+            <w:pPr>
+              <w:spacing w:before="40" w:after="40" w:lineRule="auto" w:line="276"/>
+              <w:jc w:val="both"/>
+            </w:pPr>
+            <w:r/>
+            <w:r>
+              <w:rPr>
+                <w:rFonts w:ascii="Times New Roman" w:hAnsi="Times New Roman" w:eastAsia="Times New Roman" w:cs="Times New Roman"/>
+                <w:b w:val="0"/>
+                <w:i w:val="0"/>
+                <w:sz w:val="22"/>
+              </w:rPr>
+              <w:t>Dữ liệu thiếu</w:t>
+            </w:r>
+          </w:p>
+        </w:tc>
+        <w:tc>
+          <w:tcPr>
+            <w:tcW w:type="dxa" w:w="907"/>
+            <w:vAlign w:val="top"/>
+            <w:tcMar>
+              <w:top w:w="108" w:type="dxa"/>
+              <w:left w:w="108" w:type="dxa"/>
+              <w:bottom w:w="108" w:type="dxa"/>
+              <w:right w:w="108" w:type="dxa"/>
+            </w:tcMar>
+          </w:tcPr>
+          <w:p>
+            <w:pPr>
+              <w:spacing w:before="40" w:after="40" w:lineRule="auto" w:line="276"/>
+              <w:jc w:val="both"/>
+            </w:pPr>
+            <w:r/>
+            <w:r>
+              <w:rPr>
+                <w:rFonts w:ascii="Times New Roman" w:hAnsi="Times New Roman" w:eastAsia="Times New Roman" w:cs="Times New Roman"/>
+                <w:b/>
+                <w:i/>
+                <w:color w:val="CC7700"/>
+                <w:sz w:val="22"/>
+              </w:rPr>
+              <w:t>[CẦN]</w:t>
+            </w:r>
+          </w:p>
+        </w:tc>
+        <w:tc>
+          <w:tcPr>
+            <w:tcW w:type="dxa" w:w="907"/>
+            <w:vAlign w:val="top"/>
+            <w:tcMar>
+              <w:top w:w="108" w:type="dxa"/>
+              <w:left w:w="108" w:type="dxa"/>
+              <w:bottom w:w="108" w:type="dxa"/>
+              <w:right w:w="108" w:type="dxa"/>
+            </w:tcMar>
+          </w:tcPr>
+          <w:p>
+            <w:pPr>
+              <w:spacing w:before="40" w:after="40" w:lineRule="auto" w:line="276"/>
+              <w:jc w:val="both"/>
+            </w:pPr>
+            <w:r/>
+            <w:r>
+              <w:rPr>
+                <w:rFonts w:ascii="Times New Roman" w:hAnsi="Times New Roman" w:eastAsia="Times New Roman" w:cs="Times New Roman"/>
+                <w:b w:val="0"/>
+                <w:i w:val="0"/>
+                <w:sz w:val="22"/>
+              </w:rPr>
+              <w:t>Trung bình</w:t>
+            </w:r>
+          </w:p>
+        </w:tc>
+        <w:tc>
+          <w:tcPr>
+            <w:tcW w:type="dxa" w:w="907"/>
+            <w:vAlign w:val="top"/>
+            <w:tcMar>
+              <w:top w:w="108" w:type="dxa"/>
+              <w:left w:w="108" w:type="dxa"/>
+              <w:bottom w:w="108" w:type="dxa"/>
+              <w:right w:w="108" w:type="dxa"/>
+            </w:tcMar>
+          </w:tcPr>
+          <w:p>
+            <w:pPr>
+              <w:spacing w:before="40" w:after="40" w:lineRule="auto" w:line="276"/>
+              <w:jc w:val="both"/>
+            </w:pPr>
+            <w:r/>
+            <w:r>
+              <w:rPr>
+                <w:rFonts w:ascii="Times New Roman" w:hAnsi="Times New Roman" w:eastAsia="Times New Roman" w:cs="Times New Roman"/>
+                <w:b w:val="0"/>
+                <w:i w:val="0"/>
+                <w:sz w:val="22"/>
+              </w:rPr>
+              <w:t>Phiếu rõ ràng; nhắc người bệnh rà lại phiếu</w:t>
+            </w:r>
+          </w:p>
+        </w:tc>
+        <w:tc>
+          <w:tcPr>
+            <w:tcW w:type="dxa" w:w="907"/>
+            <w:vAlign w:val="top"/>
+            <w:tcMar>
+              <w:top w:w="108" w:type="dxa"/>
+              <w:left w:w="108" w:type="dxa"/>
+              <w:bottom w:w="108" w:type="dxa"/>
+              <w:right w:w="108" w:type="dxa"/>
+            </w:tcMar>
+          </w:tcPr>
+          <w:p>
+            <w:pPr>
+              <w:spacing w:before="40" w:after="40" w:lineRule="auto" w:line="276"/>
+              <w:jc w:val="both"/>
+            </w:pPr>
+            <w:r/>
+            <w:r>
+              <w:rPr>
+                <w:rFonts w:ascii="Times New Roman" w:hAnsi="Times New Roman" w:eastAsia="Times New Roman" w:cs="Times New Roman"/>
+                <w:b w:val="0"/>
+                <w:i w:val="0"/>
+                <w:sz w:val="22"/>
+              </w:rPr>
+              <w:t>Xử lý theo kế hoạch phân tích</w:t>
+            </w:r>
+          </w:p>
+        </w:tc>
+        <w:tc>
+          <w:tcPr>
+            <w:tcW w:type="dxa" w:w="907"/>
+            <w:vAlign w:val="top"/>
+            <w:tcMar>
+              <w:top w:w="108" w:type="dxa"/>
+              <w:left w:w="108" w:type="dxa"/>
+              <w:bottom w:w="108" w:type="dxa"/>
+              <w:right w:w="108" w:type="dxa"/>
+            </w:tcMar>
+          </w:tcPr>
+          <w:p>
+            <w:pPr>
+              <w:spacing w:before="40" w:after="40" w:lineRule="auto" w:line="276"/>
+              <w:jc w:val="both"/>
+            </w:pPr>
+            <w:r/>
+            <w:r>
+              <w:rPr>
+                <w:rFonts w:ascii="Times New Roman" w:hAnsi="Times New Roman" w:eastAsia="Times New Roman" w:cs="Times New Roman"/>
+                <w:b w:val="0"/>
+                <w:i w:val="0"/>
+                <w:sz w:val="22"/>
+              </w:rPr>
+              <w:t>Người nhập liệu và giám sát chất lượng; nhà thống kê (xử lý theo kế hoạch phân tích) — Bảng 6.1</w:t>
+            </w:r>
+          </w:p>
+        </w:tc>
+        <w:tc>
+          <w:tcPr>
+            <w:tcW w:type="dxa" w:w="907"/>
+            <w:vAlign w:val="top"/>
+            <w:tcMar>
+              <w:top w:w="108" w:type="dxa"/>
+              <w:left w:w="108" w:type="dxa"/>
+              <w:bottom w:w="108" w:type="dxa"/>
+              <w:right w:w="108" w:type="dxa"/>
+            </w:tcMar>
+          </w:tcPr>
+          <w:p>
+            <w:pPr>
+              <w:spacing w:before="40" w:after="40" w:lineRule="auto" w:line="276"/>
+              <w:jc w:val="both"/>
+            </w:pPr>
+            <w:r/>
+            <w:r>
+              <w:rPr>
+                <w:rFonts w:ascii="Times New Roman" w:hAnsi="Times New Roman" w:eastAsia="Times New Roman" w:cs="Times New Roman"/>
+                <w:b w:val="0"/>
+                <w:i w:val="0"/>
+                <w:sz w:val="22"/>
+              </w:rPr>
+              <w:t>Mở</w:t>
+            </w:r>
+          </w:p>
+        </w:tc>
+        <w:tc>
+          <w:tcPr>
+            <w:tcW w:type="dxa" w:w="907"/>
+            <w:vAlign w:val="top"/>
+            <w:tcMar>
+              <w:top w:w="108" w:type="dxa"/>
+              <w:left w:w="108" w:type="dxa"/>
+              <w:bottom w:w="108" w:type="dxa"/>
+              <w:right w:w="108" w:type="dxa"/>
+            </w:tcMar>
+          </w:tcPr>
+          <w:p>
+            <w:pPr>
+              <w:spacing w:before="40" w:after="40" w:lineRule="auto" w:line="276"/>
+              <w:jc w:val="both"/>
+            </w:pPr>
+            <w:r/>
+            <w:r>
+              <w:rPr>
+                <w:rFonts w:ascii="Times New Roman" w:hAnsi="Times New Roman" w:eastAsia="Times New Roman" w:cs="Times New Roman"/>
+                <w:b/>
+                <w:i/>
+                <w:color w:val="CC7700"/>
+                <w:sz w:val="22"/>
+              </w:rPr>
+              <w:t>[CẦN NGƯỜI RÀ]</w:t>
+            </w:r>
+          </w:p>
+        </w:tc>
+      </w:tr>
+      <w:tr>
+        <w:tc>
+          <w:tcPr>
+            <w:tcW w:type="dxa" w:w="907"/>
+            <w:vAlign w:val="top"/>
+            <w:tcMar>
+              <w:top w:w="108" w:type="dxa"/>
+              <w:left w:w="108" w:type="dxa"/>
+              <w:bottom w:w="108" w:type="dxa"/>
+              <w:right w:w="108" w:type="dxa"/>
+            </w:tcMar>
+          </w:tcPr>
+          <w:p>
+            <w:pPr>
+              <w:spacing w:before="40" w:after="40" w:lineRule="auto" w:line="276"/>
+              <w:jc w:val="both"/>
+            </w:pPr>
+            <w:r/>
+            <w:r>
+              <w:rPr>
+                <w:rFonts w:ascii="Times New Roman" w:hAnsi="Times New Roman" w:eastAsia="Times New Roman" w:cs="Times New Roman"/>
+                <w:b w:val="0"/>
+                <w:i w:val="0"/>
+                <w:sz w:val="22"/>
+              </w:rPr>
+              <w:t>R9</w:t>
+            </w:r>
+          </w:p>
+        </w:tc>
+        <w:tc>
+          <w:tcPr>
+            <w:tcW w:type="dxa" w:w="907"/>
+            <w:vAlign w:val="top"/>
+            <w:tcMar>
+              <w:top w:w="108" w:type="dxa"/>
+              <w:left w:w="108" w:type="dxa"/>
+              <w:bottom w:w="108" w:type="dxa"/>
+              <w:right w:w="108" w:type="dxa"/>
+            </w:tcMar>
+          </w:tcPr>
+          <w:p>
+            <w:pPr>
+              <w:spacing w:before="40" w:after="40" w:lineRule="auto" w:line="276"/>
+              <w:jc w:val="both"/>
+            </w:pPr>
+            <w:r/>
+            <w:r>
+              <w:rPr>
+                <w:rFonts w:ascii="Times New Roman" w:hAnsi="Times New Roman" w:eastAsia="Times New Roman" w:cs="Times New Roman"/>
+                <w:b w:val="0"/>
+                <w:i w:val="0"/>
+                <w:sz w:val="22"/>
+              </w:rPr>
+              <w:t>Dữ liệu</w:t>
+            </w:r>
+          </w:p>
+        </w:tc>
+        <w:tc>
+          <w:tcPr>
+            <w:tcW w:type="dxa" w:w="907"/>
+            <w:vAlign w:val="top"/>
+            <w:tcMar>
+              <w:top w:w="108" w:type="dxa"/>
+              <w:left w:w="108" w:type="dxa"/>
+              <w:bottom w:w="108" w:type="dxa"/>
+              <w:right w:w="108" w:type="dxa"/>
+            </w:tcMar>
+          </w:tcPr>
+          <w:p>
+            <w:pPr>
+              <w:spacing w:before="40" w:after="40" w:lineRule="auto" w:line="276"/>
+              <w:jc w:val="both"/>
+            </w:pPr>
+            <w:r/>
+            <w:r>
+              <w:rPr>
+                <w:rFonts w:ascii="Times New Roman" w:hAnsi="Times New Roman" w:eastAsia="Times New Roman" w:cs="Times New Roman"/>
+                <w:b w:val="0"/>
+                <w:i w:val="0"/>
+                <w:sz w:val="22"/>
+              </w:rPr>
+              <w:t>Người bệnh tham gia trùng lặp</w:t>
+            </w:r>
+          </w:p>
+        </w:tc>
+        <w:tc>
+          <w:tcPr>
+            <w:tcW w:type="dxa" w:w="907"/>
+            <w:vAlign w:val="top"/>
+            <w:tcMar>
+              <w:top w:w="108" w:type="dxa"/>
+              <w:left w:w="108" w:type="dxa"/>
+              <w:bottom w:w="108" w:type="dxa"/>
+              <w:right w:w="108" w:type="dxa"/>
+            </w:tcMar>
+          </w:tcPr>
+          <w:p>
+            <w:pPr>
+              <w:spacing w:before="40" w:after="40" w:lineRule="auto" w:line="276"/>
+              <w:jc w:val="both"/>
+            </w:pPr>
+            <w:r/>
+            <w:r>
+              <w:rPr>
+                <w:rFonts w:ascii="Times New Roman" w:hAnsi="Times New Roman" w:eastAsia="Times New Roman" w:cs="Times New Roman"/>
+                <w:b/>
+                <w:i/>
+                <w:color w:val="CC7700"/>
+                <w:sz w:val="22"/>
+              </w:rPr>
+              <w:t>[CẦN]</w:t>
+            </w:r>
+          </w:p>
+        </w:tc>
+        <w:tc>
+          <w:tcPr>
+            <w:tcW w:type="dxa" w:w="907"/>
+            <w:vAlign w:val="top"/>
+            <w:tcMar>
+              <w:top w:w="108" w:type="dxa"/>
+              <w:left w:w="108" w:type="dxa"/>
+              <w:bottom w:w="108" w:type="dxa"/>
+              <w:right w:w="108" w:type="dxa"/>
+            </w:tcMar>
+          </w:tcPr>
+          <w:p>
+            <w:pPr>
+              <w:spacing w:before="40" w:after="40" w:lineRule="auto" w:line="276"/>
+              <w:jc w:val="both"/>
+            </w:pPr>
+            <w:r/>
+            <w:r>
+              <w:rPr>
+                <w:rFonts w:ascii="Times New Roman" w:hAnsi="Times New Roman" w:eastAsia="Times New Roman" w:cs="Times New Roman"/>
+                <w:b w:val="0"/>
+                <w:i w:val="0"/>
+                <w:sz w:val="22"/>
+              </w:rPr>
+              <w:t>Thấp – trung bình</w:t>
+            </w:r>
+          </w:p>
+        </w:tc>
+        <w:tc>
+          <w:tcPr>
+            <w:tcW w:type="dxa" w:w="907"/>
+            <w:vAlign w:val="top"/>
+            <w:tcMar>
+              <w:top w:w="108" w:type="dxa"/>
+              <w:left w:w="108" w:type="dxa"/>
+              <w:bottom w:w="108" w:type="dxa"/>
+              <w:right w:w="108" w:type="dxa"/>
+            </w:tcMar>
+          </w:tcPr>
+          <w:p>
+            <w:pPr>
+              <w:spacing w:before="40" w:after="40" w:lineRule="auto" w:line="276"/>
+              <w:jc w:val="both"/>
+            </w:pPr>
+            <w:r/>
+            <w:r>
+              <w:rPr>
+                <w:rFonts w:ascii="Times New Roman" w:hAnsi="Times New Roman" w:eastAsia="Times New Roman" w:cs="Times New Roman"/>
+                <w:b w:val="0"/>
+                <w:i w:val="0"/>
+                <w:sz w:val="22"/>
+              </w:rPr>
+              <w:t>Hỏi chống trùng trước khi mời</w:t>
+            </w:r>
+          </w:p>
+        </w:tc>
+        <w:tc>
+          <w:tcPr>
+            <w:tcW w:type="dxa" w:w="907"/>
+            <w:vAlign w:val="top"/>
+            <w:tcMar>
+              <w:top w:w="108" w:type="dxa"/>
+              <w:left w:w="108" w:type="dxa"/>
+              <w:bottom w:w="108" w:type="dxa"/>
+              <w:right w:w="108" w:type="dxa"/>
+            </w:tcMar>
+          </w:tcPr>
+          <w:p>
+            <w:pPr>
+              <w:spacing w:before="40" w:after="40" w:lineRule="auto" w:line="276"/>
+              <w:jc w:val="both"/>
+            </w:pPr>
+            <w:r/>
+            <w:r>
+              <w:rPr>
+                <w:rFonts w:ascii="Times New Roman" w:hAnsi="Times New Roman" w:eastAsia="Times New Roman" w:cs="Times New Roman"/>
+                <w:b w:val="0"/>
+                <w:i w:val="0"/>
+                <w:sz w:val="22"/>
+              </w:rPr>
+              <w:t>Loại bản ghi trùng khi làm sạch số liệu</w:t>
+            </w:r>
+          </w:p>
+        </w:tc>
+        <w:tc>
+          <w:tcPr>
+            <w:tcW w:type="dxa" w:w="907"/>
+            <w:vAlign w:val="top"/>
+            <w:tcMar>
+              <w:top w:w="108" w:type="dxa"/>
+              <w:left w:w="108" w:type="dxa"/>
+              <w:bottom w:w="108" w:type="dxa"/>
+              <w:right w:w="108" w:type="dxa"/>
+            </w:tcMar>
+          </w:tcPr>
+          <w:p>
+            <w:pPr>
+              <w:spacing w:before="40" w:after="40" w:lineRule="auto" w:line="276"/>
+              <w:jc w:val="both"/>
+            </w:pPr>
+            <w:r/>
+            <w:r>
+              <w:rPr>
+                <w:rFonts w:ascii="Times New Roman" w:hAnsi="Times New Roman" w:eastAsia="Times New Roman" w:cs="Times New Roman"/>
+                <w:b w:val="0"/>
+                <w:i w:val="0"/>
+                <w:sz w:val="22"/>
+              </w:rPr>
+              <w:t>Điều tra viên (hỏi chống trùng); người nhập liệu (loại bản ghi trùng) — Bảng 6.1</w:t>
             </w:r>
           </w:p>
         </w:tc>
